--- a/项目文档/软件需求说明书.docx
+++ b/项目文档/软件需求说明书.docx
@@ -611,7 +611,7 @@
                 <w:rFonts w:ascii="宋体" w:hAnsi="宋体" w:eastAsia="宋体"/>
                 <w:sz w:val="18"/>
               </w:rPr>
-              <w:t>2026-06-26</w:t>
+              <w:t>2026-06-24</w:t>
             </w:r>
           </w:p>
         </w:tc>
@@ -760,7 +760,7 @@
           <w:rFonts w:ascii="宋体" w:hAnsi="宋体" w:eastAsia="宋体"/>
           <w:sz w:val="20"/>
         </w:rPr>
-        <w:t>这个系统我们设了三类用户：管理员、分析员和普通浏览用户。管理员管数据源和账号，分析员看趋势和导报表，普通用户就看看热点和搜信息。分工很清楚。</w:t>
+        <w:t>当前演示版本以组长现场操作为主，重点展示数据源配置、采集、检索、趋势详情和报表下载。管理员、分析员和普通用户三类账号作为后续权限扩展设计，不纳入本次课堂演示必须项。</w:t>
       </w:r>
     </w:p>
     <w:p>
@@ -845,7 +845,7 @@
                 <w:rFonts w:ascii="宋体" w:hAnsi="宋体" w:eastAsia="宋体"/>
                 <w:sz w:val="18"/>
               </w:rPr>
-              <w:t>系统管理员</w:t>
+              <w:t>组长/演示操作者</w:t>
             </w:r>
           </w:p>
         </w:tc>
@@ -859,7 +859,7 @@
                 <w:rFonts w:ascii="宋体" w:hAnsi="宋体" w:eastAsia="宋体"/>
                 <w:sz w:val="18"/>
               </w:rPr>
-              <w:t>维护账号、权限和系统配置</w:t>
+              <w:t>完成课堂演示和数据配置</w:t>
             </w:r>
           </w:p>
         </w:tc>
@@ -873,7 +873,7 @@
                 <w:rFonts w:ascii="宋体" w:hAnsi="宋体" w:eastAsia="宋体"/>
                 <w:sz w:val="18"/>
               </w:rPr>
-              <w:t>创建用户、分配角色、配置数据源、查看审计日志</w:t>
+              <w:t>配置数据源、启动采集、查看趋势、下载报表</w:t>
             </w:r>
           </w:p>
         </w:tc>
@@ -933,7 +933,7 @@
                 <w:rFonts w:ascii="宋体" w:hAnsi="宋体" w:eastAsia="宋体"/>
                 <w:sz w:val="18"/>
               </w:rPr>
-              <w:t>普通浏览用户</w:t>
+              <w:t>后续普通用户</w:t>
             </w:r>
           </w:p>
         </w:tc>
@@ -2021,7 +2021,7 @@
                 <w:rFonts w:ascii="宋体" w:hAnsi="宋体" w:eastAsia="宋体"/>
                 <w:sz w:val="18"/>
               </w:rPr>
-              <w:t>系统应提供管理员、分析员、普通用户三类角色及权限控制</w:t>
+              <w:t>系统后续扩展阶段应提供管理员、分析员、普通用户三类角色及权限控制</w:t>
             </w:r>
           </w:p>
         </w:tc>
@@ -2035,7 +2035,7 @@
                 <w:rFonts w:ascii="宋体" w:hAnsi="宋体" w:eastAsia="宋体"/>
                 <w:sz w:val="18"/>
               </w:rPr>
-              <w:t>权限</w:t>
+              <w:t>后续扩展</w:t>
             </w:r>
           </w:p>
         </w:tc>
@@ -2049,7 +2049,7 @@
                 <w:rFonts w:ascii="宋体" w:hAnsi="宋体" w:eastAsia="宋体"/>
                 <w:sz w:val="18"/>
               </w:rPr>
-              <w:t>TC-017</w:t>
+              <w:t>TC-017-FUTURE</w:t>
             </w:r>
           </w:p>
         </w:tc>
@@ -2079,7 +2079,7 @@
                 <w:rFonts w:ascii="宋体" w:hAnsi="宋体" w:eastAsia="宋体"/>
                 <w:sz w:val="18"/>
               </w:rPr>
-              <w:t>系统应记录用户登录、配置修改、任务启动、报表导出等审计日志</w:t>
+              <w:t>系统应记录配置修改、任务启动、报表导出等关键操作日志，用户登录审计作为后续扩展</w:t>
             </w:r>
           </w:p>
         </w:tc>
@@ -2093,7 +2093,7 @@
                 <w:rFonts w:ascii="宋体" w:hAnsi="宋体" w:eastAsia="宋体"/>
                 <w:sz w:val="18"/>
               </w:rPr>
-              <w:t>权限</w:t>
+              <w:t>审计</w:t>
             </w:r>
           </w:p>
         </w:tc>
@@ -2667,7 +2667,7 @@
           <w:b/>
           <w:sz w:val="24"/>
         </w:rPr>
-        <w:t>3.6 用户管理需求</w:t>
+        <w:t>3.6 配置与后续权限扩展需求</w:t>
       </w:r>
     </w:p>
     <w:p>
@@ -2680,7 +2680,7 @@
           <w:rFonts w:ascii="宋体" w:hAnsi="宋体" w:eastAsia="宋体"/>
           <w:sz w:val="20"/>
         </w:rPr>
-        <w:t>关于用户管理需求这部分，我们主要还是面向课程实践来做的。系统要能真正跑起来，不能光有文档没有代码。我们把采集、清洗、存储、分析、展示和管理拆成了六个独立模块，这样组员之间可以并行开发，互不耽误，最后再统一联调。</w:t>
+        <w:t>关于配置与后续权限扩展需求这部分，我们主要还是面向课程实践来做的。系统要能真正跑起来，不能光有文档没有代码。我们把采集、清洗、存储、分析、展示和管理拆成了六个独立模块，这样组员之间可以并行开发，互不耽误，最后再统一联调。</w:t>
       </w:r>
     </w:p>
     <w:p>
@@ -2693,7 +2693,7 @@
           <w:rFonts w:ascii="宋体" w:hAnsi="宋体" w:eastAsia="宋体"/>
           <w:sz w:val="20"/>
         </w:rPr>
-        <w:t>做用户管理需求的时候，大家注意每步的输入和输出都要留记录。需求不是写出来就完了，得能对应到设计、数据库和测试用例。不然答辩的时候老师说「你这个需求在哪实现了」，我们拿不出证据就很被动。</w:t>
+        <w:t>做配置与后续权限扩展需求的时候，大家注意每步的输入和输出都要留记录。需求不是写出来就完了，得能对应到设计、数据库和测试用例。不然答辩的时候老师说「你这个需求在哪实现了」，我们拿不出证据就很被动。</w:t>
       </w:r>
     </w:p>
     <w:p>
@@ -3031,7 +3031,7 @@
           <w:rFonts w:ascii="宋体" w:hAnsi="宋体" w:eastAsia="宋体"/>
           <w:sz w:val="20"/>
         </w:rPr>
-        <w:t>边界条件也纳入验收范围，包括空数据源、重复信息、采集失败、无权限访问、超出时间范围查询和报表生成失败等场景。系统即使不能完成业务操作，也必须给出明确错误提示和日志记录。</w:t>
+        <w:t>边界条件也纳入验收范围，包括空数据源、重复信息、采集失败、非法参数、超出范围查询和报表生成失败等场景。系统即使不能完成业务操作，也必须给出明确错误提示和日志记录。</w:t>
       </w:r>
     </w:p>
     <w:p>
@@ -3143,7 +3143,7 @@
                 <w:rFonts w:ascii="宋体" w:hAnsi="宋体" w:eastAsia="宋体"/>
                 <w:sz w:val="18"/>
               </w:rPr>
-              <w:t>采集、清洗、存储、趋势分析、基础展示、用户登录</w:t>
+              <w:t>采集、清洗、存储、趋势分析、基础展示、详情查看、报表下载</w:t>
             </w:r>
           </w:p>
         </w:tc>
@@ -3202,6 +3202,50 @@
                 <w:sz w:val="18"/>
               </w:rPr>
               <w:t>通过功能测试和数据检查验收</w:t>
+            </w:r>
+          </w:p>
+        </w:tc>
+      </w:tr>
+      <w:tr>
+        <w:tc>
+          <w:tcPr>
+            <w:tcW w:type="dxa" w:w="3097"/>
+          </w:tcPr>
+          <w:p>
+            <w:r>
+              <w:rPr>
+                <w:rFonts w:ascii="宋体" w:hAnsi="宋体" w:eastAsia="宋体"/>
+                <w:sz w:val="18"/>
+              </w:rPr>
+              <w:t>P2 后续扩展</w:t>
+            </w:r>
+          </w:p>
+        </w:tc>
+        <w:tc>
+          <w:tcPr>
+            <w:tcW w:type="dxa" w:w="3097"/>
+          </w:tcPr>
+          <w:p>
+            <w:r>
+              <w:rPr>
+                <w:rFonts w:ascii="宋体" w:hAnsi="宋体" w:eastAsia="宋体"/>
+                <w:sz w:val="18"/>
+              </w:rPr>
+              <w:t>用户登录、角色权限、真实爬虫接入</w:t>
+            </w:r>
+          </w:p>
+        </w:tc>
+        <w:tc>
+          <w:tcPr>
+            <w:tcW w:type="dxa" w:w="3097"/>
+          </w:tcPr>
+          <w:p>
+            <w:r>
+              <w:rPr>
+                <w:rFonts w:ascii="宋体" w:hAnsi="宋体" w:eastAsia="宋体"/>
+                <w:sz w:val="18"/>
+              </w:rPr>
+              <w:t>作为后续版本规划说明</w:t>
             </w:r>
           </w:p>
         </w:tc>

--- a/项目文档/软件需求说明书.docx
+++ b/项目文档/软件需求说明书.docx
@@ -337,7 +337,7 @@
                 <w:rFonts w:ascii="宋体" w:hAnsi="宋体" w:eastAsia="宋体"/>
                 <w:sz w:val="20"/>
               </w:rPr>
-              <w:t>组长</w:t>
+              <w:t>罗元恒</w:t>
             </w:r>
           </w:p>
         </w:tc>
@@ -523,7 +523,7 @@
                 <w:rFonts w:ascii="宋体" w:hAnsi="宋体" w:eastAsia="宋体"/>
                 <w:sz w:val="18"/>
               </w:rPr>
-              <w:t>组长</w:t>
+              <w:t>罗元恒</w:t>
             </w:r>
           </w:p>
         </w:tc>
@@ -581,7 +581,7 @@
                 <w:rFonts w:ascii="宋体" w:hAnsi="宋体" w:eastAsia="宋体"/>
                 <w:sz w:val="18"/>
               </w:rPr>
-              <w:t>组长</w:t>
+              <w:t>罗元恒</w:t>
             </w:r>
           </w:p>
         </w:tc>
@@ -639,7 +639,7 @@
                 <w:rFonts w:ascii="宋体" w:hAnsi="宋体" w:eastAsia="宋体"/>
                 <w:sz w:val="18"/>
               </w:rPr>
-              <w:t>组长</w:t>
+              <w:t>罗元恒</w:t>
             </w:r>
           </w:p>
         </w:tc>
@@ -760,7 +760,7 @@
           <w:rFonts w:ascii="宋体" w:hAnsi="宋体" w:eastAsia="宋体"/>
           <w:sz w:val="20"/>
         </w:rPr>
-        <w:t>当前演示版本以组长现场操作为主，重点展示数据源配置、采集、检索、趋势详情和报表下载。管理员、分析员和普通用户三类账号作为后续权限扩展设计，不纳入本次课堂演示必须项。</w:t>
+        <w:t>当前演示版本以罗元恒现场操作为主，重点展示数据源配置、采集、检索、趋势详情和报表下载。管理员、分析员和普通用户三类账号作为后续权限扩展设计，不纳入本次课堂演示必须项。</w:t>
       </w:r>
     </w:p>
     <w:p>
@@ -845,7 +845,7 @@
                 <w:rFonts w:ascii="宋体" w:hAnsi="宋体" w:eastAsia="宋体"/>
                 <w:sz w:val="18"/>
               </w:rPr>
-              <w:t>组长/演示操作者</w:t>
+              <w:t>罗元恒/演示操作者</w:t>
             </w:r>
           </w:p>
         </w:tc>
@@ -3018,7 +3018,7 @@
           <w:rFonts w:ascii="宋体" w:hAnsi="宋体" w:eastAsia="宋体"/>
           <w:sz w:val="20"/>
         </w:rPr>
-        <w:t>需求变更必须同步更新需求编号、设计章节、数据库字段、接口定义和测试用例。若只修改某一份文档，会导致答辩时不同材料口径不一致，因此组长负责维护需求追溯矩阵作为唯一核对表。</w:t>
+        <w:t>需求变更必须同步更新需求编号、设计章节、数据库字段、接口定义和测试用例。若只修改某一份文档，会导致答辩时不同材料口径不一致，因此罗元恒负责维护需求追溯矩阵作为唯一核对表。</w:t>
       </w:r>
     </w:p>
     <w:p>

--- a/项目文档/软件需求说明书.docx
+++ b/项目文档/软件需求说明书.docx
@@ -2,6 +2,8 @@
 <file path=word/document.xml><?xml version="1.0" encoding="utf-8"?>
 <w:document xmlns:wpc="http://schemas.microsoft.com/office/word/2010/wordprocessingCanvas" xmlns:mo="http://schemas.microsoft.com/office/mac/office/2008/main" xmlns:mc="http://schemas.openxmlformats.org/markup-compatibility/2006" xmlns:mv="urn:schemas-microsoft-com:mac:vml" xmlns:o="urn:schemas-microsoft-com:office:office" xmlns:r="http://schemas.openxmlformats.org/officeDocument/2006/relationships" xmlns:m="http://schemas.openxmlformats.org/officeDocument/2006/math" xmlns:v="urn:schemas-microsoft-com:vml" xmlns:wp14="http://schemas.microsoft.com/office/word/2010/wordprocessingDrawing" xmlns:wp="http://schemas.openxmlformats.org/drawingml/2006/wordprocessingDrawing" xmlns:w10="urn:schemas-microsoft-com:office:word" xmlns:w="http://schemas.openxmlformats.org/wordprocessingml/2006/main" xmlns:w14="http://schemas.microsoft.com/office/word/2010/wordml" xmlns:wpg="http://schemas.microsoft.com/office/word/2010/wordprocessingGroup" xmlns:wpi="http://schemas.microsoft.com/office/word/2010/wordprocessingInk" xmlns:wne="http://schemas.microsoft.com/office/word/2006/wordml" xmlns:wps="http://schemas.microsoft.com/office/word/2010/wordprocessingShape" mc:Ignorable="w14 wp14">
   <w:body>
+    <w:p/>
+    <w:p/>
     <w:p/>
     <w:p/>
     <w:p/>
@@ -15,7 +17,20 @@
           <w:b/>
           <w:sz w:val="44"/>
         </w:rPr>
-        <w:t>信息收集整合系统</w:t>
+        <w:t>集思 · 信息收集整合系统</w:t>
+      </w:r>
+    </w:p>
+    <w:p>
+      <w:pPr>
+        <w:jc w:val="center"/>
+      </w:pPr>
+      <w:r>
+        <w:rPr>
+          <w:rFonts w:ascii="宋体" w:hAnsi="宋体" w:eastAsia="宋体"/>
+          <w:b w:val="0"/>
+          <w:sz w:val="28"/>
+        </w:rPr>
+        <w:t>Jisi InfoHub</w:t>
       </w:r>
     </w:p>
     <w:p>
@@ -31,348 +46,6 @@
         <w:t>软件需求说明书</w:t>
       </w:r>
     </w:p>
-    <w:p/>
-    <w:tbl>
-      <w:tblPr>
-        <w:tblStyle w:val="TableGrid"/>
-        <w:tblW w:type="auto" w:w="0"/>
-        <w:tblLook w:firstColumn="1" w:firstRow="1" w:lastColumn="0" w:lastRow="0" w:noHBand="0" w:noVBand="1" w:val="04A0"/>
-      </w:tblPr>
-      <w:tblGrid>
-        <w:gridCol w:w="4646"/>
-        <w:gridCol w:w="4646"/>
-      </w:tblGrid>
-      <w:tr>
-        <w:tc>
-          <w:tcPr>
-            <w:tcW w:type="dxa" w:w="4646"/>
-          </w:tcPr>
-          <w:p>
-            <w:r>
-              <w:rPr>
-                <w:rFonts w:ascii="宋体" w:hAnsi="宋体" w:eastAsia="宋体"/>
-                <w:sz w:val="20"/>
-              </w:rPr>
-              <w:t>文档编号</w:t>
-            </w:r>
-          </w:p>
-        </w:tc>
-        <w:tc>
-          <w:tcPr>
-            <w:tcW w:type="dxa" w:w="4646"/>
-          </w:tcPr>
-          <w:p>
-            <w:r>
-              <w:rPr>
-                <w:rFonts w:ascii="宋体" w:hAnsi="宋体" w:eastAsia="宋体"/>
-                <w:sz w:val="20"/>
-              </w:rPr>
-              <w:t>SRS-001</w:t>
-            </w:r>
-          </w:p>
-        </w:tc>
-      </w:tr>
-      <w:tr>
-        <w:tc>
-          <w:tcPr>
-            <w:tcW w:type="dxa" w:w="4646"/>
-          </w:tcPr>
-          <w:p>
-            <w:r>
-              <w:rPr>
-                <w:rFonts w:ascii="宋体" w:hAnsi="宋体" w:eastAsia="宋体"/>
-                <w:sz w:val="20"/>
-              </w:rPr>
-              <w:t>执行标准</w:t>
-            </w:r>
-          </w:p>
-        </w:tc>
-        <w:tc>
-          <w:tcPr>
-            <w:tcW w:type="dxa" w:w="4646"/>
-          </w:tcPr>
-          <w:p>
-            <w:r>
-              <w:rPr>
-                <w:rFonts w:ascii="宋体" w:hAnsi="宋体" w:eastAsia="宋体"/>
-                <w:sz w:val="20"/>
-              </w:rPr>
-              <w:t>GB856T——88</w:t>
-            </w:r>
-          </w:p>
-        </w:tc>
-      </w:tr>
-      <w:tr>
-        <w:tc>
-          <w:tcPr>
-            <w:tcW w:type="dxa" w:w="4646"/>
-          </w:tcPr>
-          <w:p>
-            <w:r>
-              <w:rPr>
-                <w:rFonts w:ascii="宋体" w:hAnsi="宋体" w:eastAsia="宋体"/>
-                <w:sz w:val="20"/>
-              </w:rPr>
-              <w:t>版本</w:t>
-            </w:r>
-          </w:p>
-        </w:tc>
-        <w:tc>
-          <w:tcPr>
-            <w:tcW w:type="dxa" w:w="4646"/>
-          </w:tcPr>
-          <w:p>
-            <w:r>
-              <w:rPr>
-                <w:rFonts w:ascii="宋体" w:hAnsi="宋体" w:eastAsia="宋体"/>
-                <w:sz w:val="20"/>
-              </w:rPr>
-              <w:t>V1.0</w:t>
-            </w:r>
-          </w:p>
-        </w:tc>
-      </w:tr>
-      <w:tr>
-        <w:tc>
-          <w:tcPr>
-            <w:tcW w:type="dxa" w:w="4646"/>
-          </w:tcPr>
-          <w:p>
-            <w:r>
-              <w:rPr>
-                <w:rFonts w:ascii="宋体" w:hAnsi="宋体" w:eastAsia="宋体"/>
-                <w:sz w:val="20"/>
-              </w:rPr>
-              <w:t>密级</w:t>
-            </w:r>
-          </w:p>
-        </w:tc>
-        <w:tc>
-          <w:tcPr>
-            <w:tcW w:type="dxa" w:w="4646"/>
-          </w:tcPr>
-          <w:p>
-            <w:r>
-              <w:rPr>
-                <w:rFonts w:ascii="宋体" w:hAnsi="宋体" w:eastAsia="宋体"/>
-                <w:sz w:val="20"/>
-              </w:rPr>
-              <w:t>内部</w:t>
-            </w:r>
-          </w:p>
-        </w:tc>
-      </w:tr>
-      <w:tr>
-        <w:tc>
-          <w:tcPr>
-            <w:tcW w:type="dxa" w:w="4646"/>
-          </w:tcPr>
-          <w:p>
-            <w:r>
-              <w:rPr>
-                <w:rFonts w:ascii="宋体" w:hAnsi="宋体" w:eastAsia="宋体"/>
-                <w:sz w:val="20"/>
-              </w:rPr>
-              <w:t>学校</w:t>
-            </w:r>
-          </w:p>
-        </w:tc>
-        <w:tc>
-          <w:tcPr>
-            <w:tcW w:type="dxa" w:w="4646"/>
-          </w:tcPr>
-          <w:p>
-            <w:r>
-              <w:rPr>
-                <w:rFonts w:ascii="宋体" w:hAnsi="宋体" w:eastAsia="宋体"/>
-                <w:sz w:val="20"/>
-              </w:rPr>
-              <w:t>【待填写】</w:t>
-            </w:r>
-          </w:p>
-        </w:tc>
-      </w:tr>
-      <w:tr>
-        <w:tc>
-          <w:tcPr>
-            <w:tcW w:type="dxa" w:w="4646"/>
-          </w:tcPr>
-          <w:p>
-            <w:r>
-              <w:rPr>
-                <w:rFonts w:ascii="宋体" w:hAnsi="宋体" w:eastAsia="宋体"/>
-                <w:sz w:val="20"/>
-              </w:rPr>
-              <w:t>课程</w:t>
-            </w:r>
-          </w:p>
-        </w:tc>
-        <w:tc>
-          <w:tcPr>
-            <w:tcW w:type="dxa" w:w="4646"/>
-          </w:tcPr>
-          <w:p>
-            <w:r>
-              <w:rPr>
-                <w:rFonts w:ascii="宋体" w:hAnsi="宋体" w:eastAsia="宋体"/>
-                <w:sz w:val="20"/>
-              </w:rPr>
-              <w:t>【待填写】</w:t>
-            </w:r>
-          </w:p>
-        </w:tc>
-      </w:tr>
-      <w:tr>
-        <w:tc>
-          <w:tcPr>
-            <w:tcW w:type="dxa" w:w="4646"/>
-          </w:tcPr>
-          <w:p>
-            <w:r>
-              <w:rPr>
-                <w:rFonts w:ascii="宋体" w:hAnsi="宋体" w:eastAsia="宋体"/>
-                <w:sz w:val="20"/>
-              </w:rPr>
-              <w:t>班级</w:t>
-            </w:r>
-          </w:p>
-        </w:tc>
-        <w:tc>
-          <w:tcPr>
-            <w:tcW w:type="dxa" w:w="4646"/>
-          </w:tcPr>
-          <w:p>
-            <w:r>
-              <w:rPr>
-                <w:rFonts w:ascii="宋体" w:hAnsi="宋体" w:eastAsia="宋体"/>
-                <w:sz w:val="20"/>
-              </w:rPr>
-              <w:t>【待填写】</w:t>
-            </w:r>
-          </w:p>
-        </w:tc>
-      </w:tr>
-      <w:tr>
-        <w:tc>
-          <w:tcPr>
-            <w:tcW w:type="dxa" w:w="4646"/>
-          </w:tcPr>
-          <w:p>
-            <w:r>
-              <w:rPr>
-                <w:rFonts w:ascii="宋体" w:hAnsi="宋体" w:eastAsia="宋体"/>
-                <w:sz w:val="20"/>
-              </w:rPr>
-              <w:t>学号</w:t>
-            </w:r>
-          </w:p>
-        </w:tc>
-        <w:tc>
-          <w:tcPr>
-            <w:tcW w:type="dxa" w:w="4646"/>
-          </w:tcPr>
-          <w:p>
-            <w:r>
-              <w:rPr>
-                <w:rFonts w:ascii="宋体" w:hAnsi="宋体" w:eastAsia="宋体"/>
-                <w:sz w:val="20"/>
-              </w:rPr>
-              <w:t>【待填写】</w:t>
-            </w:r>
-          </w:p>
-        </w:tc>
-      </w:tr>
-      <w:tr>
-        <w:tc>
-          <w:tcPr>
-            <w:tcW w:type="dxa" w:w="4646"/>
-          </w:tcPr>
-          <w:p>
-            <w:r>
-              <w:rPr>
-                <w:rFonts w:ascii="宋体" w:hAnsi="宋体" w:eastAsia="宋体"/>
-                <w:sz w:val="20"/>
-              </w:rPr>
-              <w:t>指导老师</w:t>
-            </w:r>
-          </w:p>
-        </w:tc>
-        <w:tc>
-          <w:tcPr>
-            <w:tcW w:type="dxa" w:w="4646"/>
-          </w:tcPr>
-          <w:p>
-            <w:r>
-              <w:rPr>
-                <w:rFonts w:ascii="宋体" w:hAnsi="宋体" w:eastAsia="宋体"/>
-                <w:sz w:val="20"/>
-              </w:rPr>
-              <w:t>【待填写】</w:t>
-            </w:r>
-          </w:p>
-        </w:tc>
-      </w:tr>
-      <w:tr>
-        <w:tc>
-          <w:tcPr>
-            <w:tcW w:type="dxa" w:w="4646"/>
-          </w:tcPr>
-          <w:p>
-            <w:r>
-              <w:rPr>
-                <w:rFonts w:ascii="宋体" w:hAnsi="宋体" w:eastAsia="宋体"/>
-                <w:sz w:val="20"/>
-              </w:rPr>
-              <w:t>编写人</w:t>
-            </w:r>
-          </w:p>
-        </w:tc>
-        <w:tc>
-          <w:tcPr>
-            <w:tcW w:type="dxa" w:w="4646"/>
-          </w:tcPr>
-          <w:p>
-            <w:r>
-              <w:rPr>
-                <w:rFonts w:ascii="宋体" w:hAnsi="宋体" w:eastAsia="宋体"/>
-                <w:sz w:val="20"/>
-              </w:rPr>
-              <w:t>罗元恒</w:t>
-            </w:r>
-          </w:p>
-        </w:tc>
-      </w:tr>
-      <w:tr>
-        <w:tc>
-          <w:tcPr>
-            <w:tcW w:type="dxa" w:w="4646"/>
-          </w:tcPr>
-          <w:p>
-            <w:r>
-              <w:rPr>
-                <w:rFonts w:ascii="宋体" w:hAnsi="宋体" w:eastAsia="宋体"/>
-                <w:sz w:val="20"/>
-              </w:rPr>
-              <w:t>编写日期</w:t>
-            </w:r>
-          </w:p>
-        </w:tc>
-        <w:tc>
-          <w:tcPr>
-            <w:tcW w:type="dxa" w:w="4646"/>
-          </w:tcPr>
-          <w:p>
-            <w:r>
-              <w:rPr>
-                <w:rFonts w:ascii="宋体" w:hAnsi="宋体" w:eastAsia="宋体"/>
-                <w:sz w:val="20"/>
-              </w:rPr>
-              <w:t>2026-06-13</w:t>
-            </w:r>
-          </w:p>
-        </w:tc>
-      </w:tr>
-    </w:tbl>
     <w:p>
       <w:pPr>
         <w:sectPr>
@@ -695,7 +368,7 @@
           <w:rFonts w:ascii="宋体" w:hAnsi="宋体" w:eastAsia="宋体"/>
           <w:sz w:val="20"/>
         </w:rPr>
-        <w:t>本文档定义信息收集整合系统的软件需求，包括业务目标、用户角色、功能需求、非功能需求、接口需求、数据需求和验收准则。</w:t>
+        <w:t>本文档定义集思 · 信息收集整合系统的软件需求，包括业务目标、用户角色、功能需求、非功能需求、接口需求、数据需求和验收准则。</w:t>
       </w:r>
     </w:p>
     <w:p>
